--- a/testakten/rentenrecht-fremdrente-russlanddeutscher-sibirien-bielefeld/08_anlagenverzeichnis_uebersetzung.docx
+++ b/testakten/rentenrecht-fremdrente-russlanddeutscher-sibirien-bielefeld/08_anlagenverzeichnis_uebersetzung.docx
@@ -3,14 +3,52 @@
 <w:document xmlns:wpc="http://schemas.microsoft.com/office/word/2010/wordprocessingCanvas" xmlns:mo="http://schemas.microsoft.com/office/mac/office/2008/main" xmlns:mc="http://schemas.openxmlformats.org/markup-compatibility/2006" xmlns:mv="urn:schemas-microsoft-com:mac:vml" xmlns:o="urn:schemas-microsoft-com:office:office" xmlns:r="http://schemas.openxmlformats.org/officeDocument/2006/relationships" xmlns:m="http://schemas.openxmlformats.org/officeDocument/2006/math" xmlns:v="urn:schemas-microsoft-com:vml" xmlns:wp14="http://schemas.microsoft.com/office/word/2010/wordprocessingDrawing" xmlns:wp="http://schemas.openxmlformats.org/drawingml/2006/wordprocessingDrawing" xmlns:w10="urn:schemas-microsoft-com:office:word" xmlns:w="http://schemas.openxmlformats.org/wordprocessingml/2006/main" xmlns:w14="http://schemas.microsoft.com/office/word/2010/wordml" xmlns:wpg="http://schemas.microsoft.com/office/word/2010/wordprocessingGroup" xmlns:wpi="http://schemas.microsoft.com/office/word/2010/wordprocessingInk" xmlns:wne="http://schemas.microsoft.com/office/word/2006/wordml" xmlns:wps="http://schemas.microsoft.com/office/word/2010/wordprocessingShape" mc:Ignorable="w14 wp14">
   <w:body>
     <w:p>
+      <w:r>
+        <w:rPr>
+          <w:b/>
+          <w:color w:val="1F3C54"/>
+          <w:sz w:val="25"/>
+        </w:rPr>
+        <w:t>Rentenberatung Wittkamp</w:t>
+      </w:r>
+    </w:p>
+    <w:p>
+      <w:pPr>
+        <w:spacing w:after="160"/>
+      </w:pPr>
+      <w:r>
+        <w:t>Gerhard Wittkamp, Rentenberater · Obernstraße 48, 33602 Bielefeld · Telefon 0521 96477-0</w:t>
+      </w:r>
+    </w:p>
+    <w:p>
+      <w:r>
+        <w:rPr>
+          <w:color w:val="555555"/>
+          <w:sz w:val="18"/>
+        </w:rPr>
+        <w:t>Unser Zeichen: EW/FRG/2026-041 · Mandant: Eduard Klassen · Stand: 27. Juni 2026</w:t>
+      </w:r>
+    </w:p>
+    <w:p/>
+    <w:p>
       <w:pPr>
         <w:pStyle w:val="Heading1"/>
       </w:pPr>
       <w:r>
+        <w:t>Anlagenverzeichnis zur Übersetzungs- und Nachweismappe</w:t>
+      </w:r>
+    </w:p>
+    <w:p>
+      <w:r>
         <w:rPr>
-          <w:rFonts w:ascii="Times New Roman" w:hAnsi="Times New Roman"/>
+          <w:b/>
         </w:rPr>
-        <w:t>Anlagenverzeichnis für Übersetzungsmappe</w:t>
+        <w:t>Betreff: Vorlage der russischsprachigen Unterlagen zur Kontenklärung und Bewertung von Zeiten nach dem Fremdrentengesetz.</w:t>
+      </w:r>
+    </w:p>
+    <w:p>
+      <w:r>
+        <w:t>Die Mappe wird in genau dieser Reihenfolge eingereicht, damit die Behörde die Beschäftigungszeiten, Namensvarianten und Dienststellen ohne Rückfragen nachvollziehen kann.</w:t>
       </w:r>
     </w:p>
     <w:p>
@@ -18,562 +56,75 @@
         <w:pStyle w:val="Heading2"/>
       </w:pPr>
       <w:r>
-        <w:rPr>
-          <w:rFonts w:ascii="Times New Roman" w:hAnsi="Times New Roman"/>
-        </w:rPr>
-        <w:t>1. Mappe für die DRV</w:t>
+        <w:t>Anlagen</w:t>
       </w:r>
     </w:p>
-    <w:tbl>
-      <w:tblPr>
-        <w:tblStyle w:val="TableGrid"/>
-        <w:tblW w:type="auto" w:w="0"/>
-        <w:tblLook w:firstColumn="1" w:firstRow="1" w:lastColumn="0" w:lastRow="0" w:noHBand="0" w:noVBand="1" w:val="04A0"/>
-      </w:tblPr>
-      <w:tblGrid>
-        <w:gridCol w:w="1814"/>
-        <w:gridCol w:w="1814"/>
-        <w:gridCol w:w="1814"/>
-        <w:gridCol w:w="1814"/>
-        <w:gridCol w:w="1814"/>
-      </w:tblGrid>
-      <w:tr>
-        <w:tc>
-          <w:tcPr>
-            <w:tcW w:type="dxa" w:w="1814"/>
-          </w:tcPr>
-          <w:p>
-            <w:r>
-              <w:rPr>
-                <w:rFonts w:ascii="Times New Roman" w:hAnsi="Times New Roman"/>
-                <w:b/>
-                <w:sz w:val="20"/>
-              </w:rPr>
-              <w:t>Anlage</w:t>
-            </w:r>
-          </w:p>
-        </w:tc>
-        <w:tc>
-          <w:tcPr>
-            <w:tcW w:type="dxa" w:w="1814"/>
-          </w:tcPr>
-          <w:p>
-            <w:r>
-              <w:rPr>
-                <w:rFonts w:ascii="Times New Roman" w:hAnsi="Times New Roman"/>
-                <w:b/>
-                <w:sz w:val="20"/>
-              </w:rPr>
-              <w:t>Dokument</w:t>
-            </w:r>
-          </w:p>
-        </w:tc>
-        <w:tc>
-          <w:tcPr>
-            <w:tcW w:type="dxa" w:w="1814"/>
-          </w:tcPr>
-          <w:p>
-            <w:r>
-              <w:rPr>
-                <w:rFonts w:ascii="Times New Roman" w:hAnsi="Times New Roman"/>
-                <w:b/>
-                <w:sz w:val="20"/>
-              </w:rPr>
-              <w:t>Sprache</w:t>
-            </w:r>
-          </w:p>
-        </w:tc>
-        <w:tc>
-          <w:tcPr>
-            <w:tcW w:type="dxa" w:w="1814"/>
-          </w:tcPr>
-          <w:p>
-            <w:r>
-              <w:rPr>
-                <w:rFonts w:ascii="Times New Roman" w:hAnsi="Times New Roman"/>
-                <w:b/>
-                <w:sz w:val="20"/>
-              </w:rPr>
-              <w:t>Bearbeitungsstand</w:t>
-            </w:r>
-          </w:p>
-        </w:tc>
-        <w:tc>
-          <w:tcPr>
-            <w:tcW w:type="dxa" w:w="1814"/>
-          </w:tcPr>
-          <w:p>
-            <w:r>
-              <w:rPr>
-                <w:rFonts w:ascii="Times New Roman" w:hAnsi="Times New Roman"/>
-                <w:b/>
-                <w:sz w:val="20"/>
-              </w:rPr>
-              <w:t>Zweck</w:t>
-            </w:r>
-          </w:p>
-        </w:tc>
-      </w:tr>
-      <w:tr>
-        <w:tc>
-          <w:tcPr>
-            <w:tcW w:type="dxa" w:w="1814"/>
-          </w:tcPr>
-          <w:p>
-            <w:r>
-              <w:rPr>
-                <w:rFonts w:ascii="Times New Roman" w:hAnsi="Times New Roman"/>
-                <w:sz w:val="20"/>
-              </w:rPr>
-              <w:t>1</w:t>
-            </w:r>
-          </w:p>
-        </w:tc>
-        <w:tc>
-          <w:tcPr>
-            <w:tcW w:type="dxa" w:w="1814"/>
-          </w:tcPr>
-          <w:p>
-            <w:r>
-              <w:rPr>
-                <w:rFonts w:ascii="Times New Roman" w:hAnsi="Times New Roman"/>
-                <w:sz w:val="20"/>
-              </w:rPr>
-              <w:t>Arbeitsbuch Seiten 7, 8, 11, 13, 15</w:t>
-            </w:r>
-          </w:p>
-        </w:tc>
-        <w:tc>
-          <w:tcPr>
-            <w:tcW w:type="dxa" w:w="1814"/>
-          </w:tcPr>
-          <w:p>
-            <w:r>
-              <w:rPr>
-                <w:rFonts w:ascii="Times New Roman" w:hAnsi="Times New Roman"/>
-                <w:sz w:val="20"/>
-              </w:rPr>
-              <w:t>Russisch</w:t>
-            </w:r>
-          </w:p>
-        </w:tc>
-        <w:tc>
-          <w:tcPr>
-            <w:tcW w:type="dxa" w:w="1814"/>
-          </w:tcPr>
-          <w:p>
-            <w:r>
-              <w:rPr>
-                <w:rFonts w:ascii="Times New Roman" w:hAnsi="Times New Roman"/>
-                <w:sz w:val="20"/>
-              </w:rPr>
-              <w:t>beglaubigte Übersetzung vorhanden</w:t>
-            </w:r>
-          </w:p>
-        </w:tc>
-        <w:tc>
-          <w:tcPr>
-            <w:tcW w:type="dxa" w:w="1814"/>
-          </w:tcPr>
-          <w:p>
-            <w:r>
-              <w:rPr>
-                <w:rFonts w:ascii="Times New Roman" w:hAnsi="Times New Roman"/>
-                <w:sz w:val="20"/>
-              </w:rPr>
-              <w:t>Beschäftigung und Tätigkeit</w:t>
-            </w:r>
-          </w:p>
-        </w:tc>
-      </w:tr>
-      <w:tr>
-        <w:tc>
-          <w:tcPr>
-            <w:tcW w:type="dxa" w:w="1814"/>
-          </w:tcPr>
-          <w:p>
-            <w:r>
-              <w:rPr>
-                <w:rFonts w:ascii="Times New Roman" w:hAnsi="Times New Roman"/>
-                <w:sz w:val="20"/>
-              </w:rPr>
-              <w:t>2</w:t>
-            </w:r>
-          </w:p>
-        </w:tc>
-        <w:tc>
-          <w:tcPr>
-            <w:tcW w:type="dxa" w:w="1814"/>
-          </w:tcPr>
-          <w:p>
-            <w:r>
-              <w:rPr>
-                <w:rFonts w:ascii="Times New Roman" w:hAnsi="Times New Roman"/>
-                <w:sz w:val="20"/>
-              </w:rPr>
-              <w:t>Archivbescheinigung Nowosibirsk 1994</w:t>
-            </w:r>
-          </w:p>
-        </w:tc>
-        <w:tc>
-          <w:tcPr>
-            <w:tcW w:type="dxa" w:w="1814"/>
-          </w:tcPr>
-          <w:p>
-            <w:r>
-              <w:rPr>
-                <w:rFonts w:ascii="Times New Roman" w:hAnsi="Times New Roman"/>
-                <w:sz w:val="20"/>
-              </w:rPr>
-              <w:t>Russisch</w:t>
-            </w:r>
-          </w:p>
-        </w:tc>
-        <w:tc>
-          <w:tcPr>
-            <w:tcW w:type="dxa" w:w="1814"/>
-          </w:tcPr>
-          <w:p>
-            <w:r>
-              <w:rPr>
-                <w:rFonts w:ascii="Times New Roman" w:hAnsi="Times New Roman"/>
-                <w:sz w:val="20"/>
-              </w:rPr>
-              <w:t>alte Übersetzung, neue Prüfung nötig</w:t>
-            </w:r>
-          </w:p>
-        </w:tc>
-        <w:tc>
-          <w:tcPr>
-            <w:tcW w:type="dxa" w:w="1814"/>
-          </w:tcPr>
-          <w:p>
-            <w:r>
-              <w:rPr>
-                <w:rFonts w:ascii="Times New Roman" w:hAnsi="Times New Roman"/>
-                <w:sz w:val="20"/>
-              </w:rPr>
-              <w:t>Beitrags- und Beschäftigungsnachweis</w:t>
-            </w:r>
-          </w:p>
-        </w:tc>
-      </w:tr>
-      <w:tr>
-        <w:tc>
-          <w:tcPr>
-            <w:tcW w:type="dxa" w:w="1814"/>
-          </w:tcPr>
-          <w:p>
-            <w:r>
-              <w:rPr>
-                <w:rFonts w:ascii="Times New Roman" w:hAnsi="Times New Roman"/>
-                <w:sz w:val="20"/>
-              </w:rPr>
-              <w:t>3</w:t>
-            </w:r>
-          </w:p>
-        </w:tc>
-        <w:tc>
-          <w:tcPr>
-            <w:tcW w:type="dxa" w:w="1814"/>
-          </w:tcPr>
-          <w:p>
-            <w:r>
-              <w:rPr>
-                <w:rFonts w:ascii="Times New Roman" w:hAnsi="Times New Roman"/>
-                <w:sz w:val="20"/>
-              </w:rPr>
-              <w:t>Bescheinigung Umstrukturierung Kombinat</w:t>
-            </w:r>
-          </w:p>
-        </w:tc>
-        <w:tc>
-          <w:tcPr>
-            <w:tcW w:type="dxa" w:w="1814"/>
-          </w:tcPr>
-          <w:p>
-            <w:r>
-              <w:rPr>
-                <w:rFonts w:ascii="Times New Roman" w:hAnsi="Times New Roman"/>
-                <w:sz w:val="20"/>
-              </w:rPr>
-              <w:t>Russisch</w:t>
-            </w:r>
-          </w:p>
-        </w:tc>
-        <w:tc>
-          <w:tcPr>
-            <w:tcW w:type="dxa" w:w="1814"/>
-          </w:tcPr>
-          <w:p>
-            <w:r>
-              <w:rPr>
-                <w:rFonts w:ascii="Times New Roman" w:hAnsi="Times New Roman"/>
-                <w:sz w:val="20"/>
-              </w:rPr>
-              <w:t>noch anzufordern</w:t>
-            </w:r>
-          </w:p>
-        </w:tc>
-        <w:tc>
-          <w:tcPr>
-            <w:tcW w:type="dxa" w:w="1814"/>
-          </w:tcPr>
-          <w:p>
-            <w:r>
-              <w:rPr>
-                <w:rFonts w:ascii="Times New Roman" w:hAnsi="Times New Roman"/>
-                <w:sz w:val="20"/>
-              </w:rPr>
-              <w:t>Abweichende Archivnummer erklären</w:t>
-            </w:r>
-          </w:p>
-        </w:tc>
-      </w:tr>
-      <w:tr>
-        <w:tc>
-          <w:tcPr>
-            <w:tcW w:type="dxa" w:w="1814"/>
-          </w:tcPr>
-          <w:p>
-            <w:r>
-              <w:rPr>
-                <w:rFonts w:ascii="Times New Roman" w:hAnsi="Times New Roman"/>
-                <w:sz w:val="20"/>
-              </w:rPr>
-              <w:t>4</w:t>
-            </w:r>
-          </w:p>
-        </w:tc>
-        <w:tc>
-          <w:tcPr>
-            <w:tcW w:type="dxa" w:w="1814"/>
-          </w:tcPr>
-          <w:p>
-            <w:r>
-              <w:rPr>
-                <w:rFonts w:ascii="Times New Roman" w:hAnsi="Times New Roman"/>
-                <w:sz w:val="20"/>
-              </w:rPr>
-              <w:t>Diplom Kältetechnik</w:t>
-            </w:r>
-          </w:p>
-        </w:tc>
-        <w:tc>
-          <w:tcPr>
-            <w:tcW w:type="dxa" w:w="1814"/>
-          </w:tcPr>
-          <w:p>
-            <w:r>
-              <w:rPr>
-                <w:rFonts w:ascii="Times New Roman" w:hAnsi="Times New Roman"/>
-                <w:sz w:val="20"/>
-              </w:rPr>
-              <w:t>Russisch</w:t>
-            </w:r>
-          </w:p>
-        </w:tc>
-        <w:tc>
-          <w:tcPr>
-            <w:tcW w:type="dxa" w:w="1814"/>
-          </w:tcPr>
-          <w:p>
-            <w:r>
-              <w:rPr>
-                <w:rFonts w:ascii="Times New Roman" w:hAnsi="Times New Roman"/>
-                <w:sz w:val="20"/>
-              </w:rPr>
-              <w:t>Übersetzung von 1993 unscharf</w:t>
-            </w:r>
-          </w:p>
-        </w:tc>
-        <w:tc>
-          <w:tcPr>
-            <w:tcW w:type="dxa" w:w="1814"/>
-          </w:tcPr>
-          <w:p>
-            <w:r>
-              <w:rPr>
-                <w:rFonts w:ascii="Times New Roman" w:hAnsi="Times New Roman"/>
-                <w:sz w:val="20"/>
-              </w:rPr>
-              <w:t>Qualifikationsgruppe</w:t>
-            </w:r>
-          </w:p>
-        </w:tc>
-      </w:tr>
-      <w:tr>
-        <w:tc>
-          <w:tcPr>
-            <w:tcW w:type="dxa" w:w="1814"/>
-          </w:tcPr>
-          <w:p>
-            <w:r>
-              <w:rPr>
-                <w:rFonts w:ascii="Times New Roman" w:hAnsi="Times New Roman"/>
-                <w:sz w:val="20"/>
-              </w:rPr>
-              <w:t>5</w:t>
-            </w:r>
-          </w:p>
-        </w:tc>
-        <w:tc>
-          <w:tcPr>
-            <w:tcW w:type="dxa" w:w="1814"/>
-          </w:tcPr>
-          <w:p>
-            <w:r>
-              <w:rPr>
-                <w:rFonts w:ascii="Times New Roman" w:hAnsi="Times New Roman"/>
-                <w:sz w:val="20"/>
-              </w:rPr>
-              <w:t>Arbeitsamtsunterlagen 1992 bis 1994</w:t>
-            </w:r>
-          </w:p>
-        </w:tc>
-        <w:tc>
-          <w:tcPr>
-            <w:tcW w:type="dxa" w:w="1814"/>
-          </w:tcPr>
-          <w:p>
-            <w:r>
-              <w:rPr>
-                <w:rFonts w:ascii="Times New Roman" w:hAnsi="Times New Roman"/>
-                <w:sz w:val="20"/>
-              </w:rPr>
-              <w:t>Deutsch</w:t>
-            </w:r>
-          </w:p>
-        </w:tc>
-        <w:tc>
-          <w:tcPr>
-            <w:tcW w:type="dxa" w:w="1814"/>
-          </w:tcPr>
-          <w:p>
-            <w:r>
-              <w:rPr>
-                <w:rFonts w:ascii="Times New Roman" w:hAnsi="Times New Roman"/>
-                <w:sz w:val="20"/>
-              </w:rPr>
-              <w:t>teilweise vorhanden</w:t>
-            </w:r>
-          </w:p>
-        </w:tc>
-        <w:tc>
-          <w:tcPr>
-            <w:tcW w:type="dxa" w:w="1814"/>
-          </w:tcPr>
-          <w:p>
-            <w:r>
-              <w:rPr>
-                <w:rFonts w:ascii="Times New Roman" w:hAnsi="Times New Roman"/>
-                <w:sz w:val="20"/>
-              </w:rPr>
-              <w:t>Eingliederungsphase</w:t>
-            </w:r>
-          </w:p>
-        </w:tc>
-      </w:tr>
-      <w:tr>
-        <w:tc>
-          <w:tcPr>
-            <w:tcW w:type="dxa" w:w="1814"/>
-          </w:tcPr>
-          <w:p>
-            <w:r>
-              <w:rPr>
-                <w:rFonts w:ascii="Times New Roman" w:hAnsi="Times New Roman"/>
-                <w:sz w:val="20"/>
-              </w:rPr>
-              <w:t>6</w:t>
-            </w:r>
-          </w:p>
-        </w:tc>
-        <w:tc>
-          <w:tcPr>
-            <w:tcW w:type="dxa" w:w="1814"/>
-          </w:tcPr>
-          <w:p>
-            <w:r>
-              <w:rPr>
-                <w:rFonts w:ascii="Times New Roman" w:hAnsi="Times New Roman"/>
-                <w:sz w:val="20"/>
-              </w:rPr>
-              <w:t>Deutsche Arbeitgeberbescheinigungen</w:t>
-            </w:r>
-          </w:p>
-        </w:tc>
-        <w:tc>
-          <w:tcPr>
-            <w:tcW w:type="dxa" w:w="1814"/>
-          </w:tcPr>
-          <w:p>
-            <w:r>
-              <w:rPr>
-                <w:rFonts w:ascii="Times New Roman" w:hAnsi="Times New Roman"/>
-                <w:sz w:val="20"/>
-              </w:rPr>
-              <w:t>Deutsch</w:t>
-            </w:r>
-          </w:p>
-        </w:tc>
-        <w:tc>
-          <w:tcPr>
-            <w:tcW w:type="dxa" w:w="1814"/>
-          </w:tcPr>
-          <w:p>
-            <w:r>
-              <w:rPr>
-                <w:rFonts w:ascii="Times New Roman" w:hAnsi="Times New Roman"/>
-                <w:sz w:val="20"/>
-              </w:rPr>
-              <w:t>vollständig</w:t>
-            </w:r>
-          </w:p>
-        </w:tc>
-        <w:tc>
-          <w:tcPr>
-            <w:tcW w:type="dxa" w:w="1814"/>
-          </w:tcPr>
-          <w:p>
-            <w:r>
-              <w:rPr>
-                <w:rFonts w:ascii="Times New Roman" w:hAnsi="Times New Roman"/>
-                <w:sz w:val="20"/>
-              </w:rPr>
-              <w:t>Berufsbruch nach Zuzug</w:t>
-            </w:r>
-          </w:p>
-        </w:tc>
-      </w:tr>
-    </w:tbl>
+    <w:p>
+      <w:r>
+        <w:t>Anlage 1: Arbeitsbuch Nr. AT-771184, Kopie der Seiten 1 bis 9 mit beglaubigter Übersetzung und Randvermerk zu zwei unterschiedlichen Schreibweisen des Familiennamens.</w:t>
+      </w:r>
+    </w:p>
+    <w:p>
+      <w:r>
+        <w:t>Anlage 2: Archivbescheinigung der Gebietsverwaltung Nowosibirsk vom 18. März 1994, Bescheinigung Nr. 1187-K, mit Übersetzung vom 26. Juni 2026.</w:t>
+      </w:r>
+    </w:p>
+    <w:p>
+      <w:r>
+        <w:t>Anlage 3: Diplomurkunde Technisches Institut Nowosibirsk, Fachrichtung Kältetechnik, Abschluss 1981, einschließlich Fächerübersicht.</w:t>
+      </w:r>
+    </w:p>
+    <w:p>
+      <w:r>
+        <w:t>Anlage 4: Melde- und Aufnahmeunterlagen Bundesvertriebenengesetz, Registrierschein Bielefeld vom 17. September 1992, mit Hinweis auf Familienverband Klassen/Lidia Klassen.</w:t>
+      </w:r>
+    </w:p>
+    <w:p>
+      <w:r>
+        <w:t>Anlage 5: Eigene Erklärung des Mandanten vom 27. Juni 2026 zu Einsatzorten, Dienstreisen, Sprachbarrieren nach Zuzug und fehlender Anerkennung des akademischen Abschlusses.</w:t>
+      </w:r>
+    </w:p>
     <w:p>
       <w:pPr>
         <w:pStyle w:val="Heading2"/>
       </w:pPr>
       <w:r>
-        <w:rPr>
-          <w:rFonts w:ascii="Times New Roman" w:hAnsi="Times New Roman"/>
-        </w:rPr>
-        <w:t>2. Qualitätsvermerk</w:t>
+        <w:t>Bearbeitungsvermerk</w:t>
       </w:r>
     </w:p>
     <w:p>
-      <w:pPr>
-        <w:jc w:val="left"/>
-      </w:pPr>
       <w:r>
-        <w:t>Keine maschinelle Rohübersetzung verwenden. Jede Übersetzung braucht Seitenbezug, Stempelbeschreibung und Hinweis auf Namensvarianten Klassen, Klasssen und Klassen Eduard Andrejewitsch. Bei unleserlichem Stempel nicht ergänzen, sondern als unleserlich markieren und über Archivbescheinigung plausibilisieren.</w:t>
+        <w:t>Jede Übersetzung ist mit Seitenbezug, Stempelbeschreibung und Hinweis auf Namensvarianten versehen. Unleserliche Stellen werden nicht ergänzt. Die Rentenversicherung wird gebeten, bei Zweifeln zunächst eine qualifizierte Rückfrage zu stellen und nicht pauschal nur Mindestwerte anzusetzen.</w:t>
       </w:r>
     </w:p>
     <w:sectPr>
-      <w:pgSz w:w="11906" w:h="16838"/>
-      <w:pgMar w:top="1417" w:right="1417" w:bottom="1417" w:left="1417" w:header="720" w:footer="720" w:gutter="0"/>
+      <w:footerReference w:type="default" r:id="rId9"/>
+      <w:pgSz w:w="12240" w:h="15840"/>
+      <w:pgMar w:top="1134" w:right="1247" w:bottom="1020" w:left="1247" w:header="720" w:footer="720" w:gutter="0"/>
       <w:cols w:space="720"/>
       <w:docGrid w:linePitch="360"/>
     </w:sectPr>
   </w:body>
 </w:document>
+</file>
+
+<file path=word/footer1.xml><?xml version="1.0" encoding="utf-8"?>
+<w:ftr xmlns:m="http://schemas.openxmlformats.org/officeDocument/2006/math" xmlns:mc="http://schemas.openxmlformats.org/markup-compatibility/2006" xmlns:mo="http://schemas.microsoft.com/office/mac/office/2008/main" xmlns:mv="urn:schemas-microsoft-com:mac:vml" xmlns:o="urn:schemas-microsoft-com:office:office" xmlns:r="http://schemas.openxmlformats.org/officeDocument/2006/relationships" xmlns:v="urn:schemas-microsoft-com:vml" xmlns:w10="urn:schemas-microsoft-com:office:word" xmlns:w14="http://schemas.microsoft.com/office/word/2010/wordml" xmlns:w="http://schemas.openxmlformats.org/wordprocessingml/2006/main" xmlns:wne="http://schemas.microsoft.com/office/word/2006/wordml" xmlns:wp14="http://schemas.microsoft.com/office/word/2010/wordprocessingDrawing" xmlns:wp="http://schemas.openxmlformats.org/drawingml/2006/wordprocessingDrawing" xmlns:wpc="http://schemas.microsoft.com/office/word/2010/wordprocessingCanvas" xmlns:wpg="http://schemas.microsoft.com/office/word/2010/wordprocessingGroup" xmlns:wpi="http://schemas.microsoft.com/office/word/2010/wordprocessingInk" xmlns:wps="http://schemas.microsoft.com/office/word/2010/wordprocessingShape" mc:Ignorable="w14 wp14">
+  <w:p>
+    <w:pPr>
+      <w:pStyle w:val="Footer"/>
+      <w:jc w:val="center"/>
+    </w:pPr>
+    <w:r>
+      <w:rPr>
+        <w:rFonts w:ascii="Arial" w:hAnsi="Arial"/>
+        <w:color w:val="646464"/>
+        <w:sz w:val="16"/>
+      </w:rPr>
+      <w:t>Anlagenverzeichnis zur FRG-Kontenklärung Klassen</w:t>
+    </w:r>
+  </w:p>
+</w:ftr>
 </file>
 
 <file path=word/numbering.xml><?xml version="1.0" encoding="utf-8"?>
@@ -939,9 +490,12 @@
     <w:name w:val="Normal"/>
     <w:qFormat/>
     <w:rsid w:val="00FC693F"/>
+    <w:pPr>
+      <w:spacing w:after="100" w:line="259" w:lineRule="auto"/>
+    </w:pPr>
     <w:rPr>
-      <w:rFonts w:ascii="Times New Roman" w:hAnsi="Times New Roman"/>
-      <w:sz w:val="22"/>
+      <w:rFonts w:ascii="Arial" w:hAnsi="Arial" w:eastAsia="Arial"/>
+      <w:sz w:val="21"/>
     </w:rPr>
   </w:style>
   <w:style w:type="paragraph" w:styleId="Header">
@@ -1003,10 +557,11 @@
       <w:outlineLvl w:val="0"/>
     </w:pPr>
     <w:rPr>
-      <w:rFonts w:asciiTheme="majorHAnsi" w:eastAsiaTheme="majorEastAsia" w:hAnsiTheme="majorHAnsi" w:cstheme="majorBidi" w:ascii="Times New Roman" w:hAnsi="Times New Roman"/>
+      <w:rFonts w:asciiTheme="majorHAnsi" w:eastAsiaTheme="majorEastAsia" w:hAnsiTheme="majorHAnsi" w:cstheme="majorBidi" w:ascii="Arial" w:hAnsi="Arial" w:eastAsia="Arial"/>
       <w:b/>
       <w:bCs/>
-      <w:sz w:val="28"/>
+      <w:color w:val="1F3C54"/>
+      <w:sz w:val="30"/>
       <w:szCs w:val="28"/>
     </w:rPr>
   </w:style>
@@ -1026,9 +581,10 @@
       <w:outlineLvl w:val="1"/>
     </w:pPr>
     <w:rPr>
-      <w:rFonts w:asciiTheme="majorHAnsi" w:eastAsiaTheme="majorEastAsia" w:hAnsiTheme="majorHAnsi" w:cstheme="majorBidi" w:ascii="Times New Roman" w:hAnsi="Times New Roman"/>
+      <w:rFonts w:asciiTheme="majorHAnsi" w:eastAsiaTheme="majorEastAsia" w:hAnsiTheme="majorHAnsi" w:cstheme="majorBidi" w:ascii="Arial" w:hAnsi="Arial" w:eastAsia="Arial"/>
       <w:b/>
       <w:bCs/>
+      <w:color w:val="1F3C54"/>
       <w:sz w:val="24"/>
       <w:szCs w:val="26"/>
     </w:rPr>
@@ -1049,10 +605,10 @@
       <w:outlineLvl w:val="2"/>
     </w:pPr>
     <w:rPr>
-      <w:rFonts w:asciiTheme="majorHAnsi" w:eastAsiaTheme="majorEastAsia" w:hAnsiTheme="majorHAnsi" w:cstheme="majorBidi" w:ascii="Times New Roman" w:hAnsi="Times New Roman"/>
+      <w:rFonts w:asciiTheme="majorHAnsi" w:eastAsiaTheme="majorEastAsia" w:hAnsiTheme="majorHAnsi" w:cstheme="majorBidi"/>
       <w:b/>
       <w:bCs/>
-      <w:sz w:val="22"/>
+      <w:color w:val="4F81BD" w:themeColor="accent1"/>
     </w:rPr>
   </w:style>
   <w:style w:type="paragraph" w:styleId="Heading4">

--- a/testakten/rentenrecht-fremdrente-russlanddeutscher-sibirien-bielefeld/08_anlagenverzeichnis_uebersetzung.docx
+++ b/testakten/rentenrecht-fremdrente-russlanddeutscher-sibirien-bielefeld/08_anlagenverzeichnis_uebersetzung.docx
@@ -3,42 +3,64 @@
 <w:document xmlns:wpc="http://schemas.microsoft.com/office/word/2010/wordprocessingCanvas" xmlns:mo="http://schemas.microsoft.com/office/mac/office/2008/main" xmlns:mc="http://schemas.openxmlformats.org/markup-compatibility/2006" xmlns:mv="urn:schemas-microsoft-com:mac:vml" xmlns:o="urn:schemas-microsoft-com:office:office" xmlns:r="http://schemas.openxmlformats.org/officeDocument/2006/relationships" xmlns:m="http://schemas.openxmlformats.org/officeDocument/2006/math" xmlns:v="urn:schemas-microsoft-com:vml" xmlns:wp14="http://schemas.microsoft.com/office/word/2010/wordprocessingDrawing" xmlns:wp="http://schemas.openxmlformats.org/drawingml/2006/wordprocessingDrawing" xmlns:w10="urn:schemas-microsoft-com:office:word" xmlns:w="http://schemas.openxmlformats.org/wordprocessingml/2006/main" xmlns:w14="http://schemas.microsoft.com/office/word/2010/wordml" xmlns:wpg="http://schemas.microsoft.com/office/word/2010/wordprocessingGroup" xmlns:wpi="http://schemas.microsoft.com/office/word/2010/wordprocessingInk" xmlns:wne="http://schemas.microsoft.com/office/word/2006/wordml" xmlns:wps="http://schemas.microsoft.com/office/word/2010/wordprocessingShape" mc:Ignorable="w14 wp14">
   <w:body>
     <w:p>
+      <w:pPr>
+        <w:spacing w:after="160" w:line="259" w:lineRule="auto"/>
+      </w:pPr>
       <w:r>
         <w:rPr>
+          <w:rFonts w:ascii="Times New Roman" w:hAnsi="Times New Roman"/>
           <w:b/>
           <w:color w:val="1F3C54"/>
-          <w:sz w:val="25"/>
+          <w:sz w:val="28"/>
         </w:rPr>
         <w:t>Rentenberatung Wittkamp</w:t>
       </w:r>
     </w:p>
     <w:p>
       <w:pPr>
-        <w:spacing w:after="160"/>
+        <w:spacing w:after="160" w:line="259" w:lineRule="auto"/>
       </w:pPr>
       <w:r>
         <w:t>Gerhard Wittkamp, Rentenberater · Obernstraße 48, 33602 Bielefeld · Telefon 0521 96477-0</w:t>
       </w:r>
     </w:p>
     <w:p>
+      <w:pPr>
+        <w:spacing w:before="120" w:after="60" w:line="259" w:lineRule="auto"/>
+      </w:pPr>
       <w:r>
         <w:rPr>
+          <w:rFonts w:ascii="Times New Roman" w:hAnsi="Times New Roman"/>
+          <w:b/>
           <w:color w:val="555555"/>
-          <w:sz w:val="18"/>
+          <w:sz w:val="22"/>
         </w:rPr>
         <w:t>Unser Zeichen: EW/FRG/2026-041 · Mandant: Eduard Klassen · Stand: 27. Juni 2026</w:t>
       </w:r>
     </w:p>
-    <w:p/>
+    <w:p>
+      <w:pPr>
+        <w:spacing w:line="259" w:lineRule="auto" w:after="60"/>
+      </w:pPr>
+    </w:p>
     <w:p>
       <w:pPr>
         <w:pStyle w:val="Heading1"/>
+        <w:spacing w:before="120" w:after="60" w:line="259" w:lineRule="auto"/>
       </w:pPr>
       <w:r>
+        <w:rPr>
+          <w:rFonts w:ascii="Times New Roman" w:hAnsi="Times New Roman"/>
+          <w:b/>
+          <w:sz w:val="22"/>
+        </w:rPr>
         <w:t>Anlagenverzeichnis zur Übersetzungs- und Nachweismappe</w:t>
       </w:r>
     </w:p>
     <w:p>
+      <w:pPr>
+        <w:spacing w:line="259" w:lineRule="auto" w:after="60"/>
+      </w:pPr>
       <w:r>
         <w:rPr>
           <w:b/>
@@ -47,6 +69,9 @@
       </w:r>
     </w:p>
     <w:p>
+      <w:pPr>
+        <w:spacing w:line="259" w:lineRule="auto" w:after="60"/>
+      </w:pPr>
       <w:r>
         <w:t>Die Mappe wird in genau dieser Reihenfolge eingereicht, damit die Behörde die Beschäftigungszeiten, Namensvarianten und Dienststellen ohne Rückfragen nachvollziehen kann.</w:t>
       </w:r>
@@ -54,32 +79,53 @@
     <w:p>
       <w:pPr>
         <w:pStyle w:val="Heading2"/>
+        <w:spacing w:before="120" w:after="60" w:line="259" w:lineRule="auto"/>
       </w:pPr>
       <w:r>
+        <w:rPr>
+          <w:rFonts w:ascii="Times New Roman" w:hAnsi="Times New Roman"/>
+          <w:b/>
+          <w:sz w:val="22"/>
+        </w:rPr>
         <w:t>Anlagen</w:t>
       </w:r>
     </w:p>
     <w:p>
+      <w:pPr>
+        <w:spacing w:line="259" w:lineRule="auto" w:after="60"/>
+      </w:pPr>
       <w:r>
         <w:t>Anlage 1: Arbeitsbuch Nr. AT-771184, Kopie der Seiten 1 bis 9 mit beglaubigter Übersetzung und Randvermerk zu zwei unterschiedlichen Schreibweisen des Familiennamens.</w:t>
       </w:r>
     </w:p>
     <w:p>
+      <w:pPr>
+        <w:spacing w:line="259" w:lineRule="auto" w:after="60"/>
+      </w:pPr>
       <w:r>
         <w:t>Anlage 2: Archivbescheinigung der Gebietsverwaltung Nowosibirsk vom 18. März 1994, Bescheinigung Nr. 1187-K, mit Übersetzung vom 26. Juni 2026.</w:t>
       </w:r>
     </w:p>
     <w:p>
+      <w:pPr>
+        <w:spacing w:line="259" w:lineRule="auto" w:after="60"/>
+      </w:pPr>
       <w:r>
         <w:t>Anlage 3: Diplomurkunde Technisches Institut Nowosibirsk, Fachrichtung Kältetechnik, Abschluss 1981, einschließlich Fächerübersicht.</w:t>
       </w:r>
     </w:p>
     <w:p>
+      <w:pPr>
+        <w:spacing w:line="259" w:lineRule="auto" w:after="60"/>
+      </w:pPr>
       <w:r>
         <w:t>Anlage 4: Melde- und Aufnahmeunterlagen Bundesvertriebenengesetz, Registrierschein Bielefeld vom 17. September 1992, mit Hinweis auf Familienverband Klassen/Lidia Klassen.</w:t>
       </w:r>
     </w:p>
     <w:p>
+      <w:pPr>
+        <w:spacing w:line="259" w:lineRule="auto" w:after="60"/>
+      </w:pPr>
       <w:r>
         <w:t>Anlage 5: Eigene Erklärung des Mandanten vom 27. Juni 2026 zu Einsatzorten, Dienstreisen, Sprachbarrieren nach Zuzug und fehlender Anerkennung des akademischen Abschlusses.</w:t>
       </w:r>
@@ -87,20 +133,25 @@
     <w:p>
       <w:pPr>
         <w:pStyle w:val="Heading2"/>
+        <w:spacing w:line="259" w:lineRule="auto" w:after="60"/>
       </w:pPr>
       <w:r>
         <w:t>Bearbeitungsvermerk</w:t>
       </w:r>
     </w:p>
     <w:p>
+      <w:pPr>
+        <w:spacing w:line="259" w:lineRule="auto" w:after="60"/>
+      </w:pPr>
       <w:r>
         <w:t>Jede Übersetzung ist mit Seitenbezug, Stempelbeschreibung und Hinweis auf Namensvarianten versehen. Unleserliche Stellen werden nicht ergänzt. Die Rentenversicherung wird gebeten, bei Zweifeln zunächst eine qualifizierte Rückfrage zu stellen und nicht pauschal nur Mindestwerte anzusetzen.</w:t>
       </w:r>
     </w:p>
     <w:sectPr>
       <w:footerReference w:type="default" r:id="rId9"/>
+      <w:headerReference w:type="default" r:id="rId10"/>
       <w:pgSz w:w="12240" w:h="15840"/>
-      <w:pgMar w:top="1134" w:right="1247" w:bottom="1020" w:left="1247" w:header="720" w:footer="720" w:gutter="0"/>
+      <w:pgMar w:top="1191" w:right="1247" w:bottom="1134" w:left="1361" w:header="720" w:footer="720" w:gutter="0"/>
       <w:cols w:space="720"/>
       <w:docGrid w:linePitch="360"/>
     </w:sectPr>
@@ -125,6 +176,28 @@
     </w:r>
   </w:p>
 </w:ftr>
+</file>
+
+<file path=word/header1.xml><?xml version="1.0" encoding="utf-8"?>
+<w:hdr xmlns:m="http://schemas.openxmlformats.org/officeDocument/2006/math" xmlns:mc="http://schemas.openxmlformats.org/markup-compatibility/2006" xmlns:mo="http://schemas.microsoft.com/office/mac/office/2008/main" xmlns:mv="urn:schemas-microsoft-com:mac:vml" xmlns:o="urn:schemas-microsoft-com:office:office" xmlns:r="http://schemas.openxmlformats.org/officeDocument/2006/relationships" xmlns:v="urn:schemas-microsoft-com:vml" xmlns:w10="urn:schemas-microsoft-com:office:word" xmlns:w14="http://schemas.microsoft.com/office/word/2010/wordml" xmlns:w="http://schemas.openxmlformats.org/wordprocessingml/2006/main" xmlns:wne="http://schemas.microsoft.com/office/word/2006/wordml" xmlns:wp14="http://schemas.microsoft.com/office/word/2010/wordprocessingDrawing" xmlns:wp="http://schemas.openxmlformats.org/drawingml/2006/wordprocessingDrawing" xmlns:wpc="http://schemas.microsoft.com/office/word/2010/wordprocessingCanvas" xmlns:wpg="http://schemas.microsoft.com/office/word/2010/wordprocessingGroup" xmlns:wpi="http://schemas.microsoft.com/office/word/2010/wordprocessingInk" xmlns:wps="http://schemas.microsoft.com/office/word/2010/wordprocessingShape" mc:Ignorable="w14 wp14">
+  <w:p>
+    <w:pPr>
+      <w:pStyle w:val="Header"/>
+      <w:jc w:val="left"/>
+    </w:pPr>
+    <w:r/>
+    <w:r>
+      <w:rPr>
+        <w:rFonts w:ascii="Times New Roman" w:hAnsi="Times New Roman"/>
+        <w:b w:val="0"/>
+        <w:i w:val="0"/>
+        <w:color w:val="666666"/>
+        <w:sz w:val="17"/>
+      </w:rPr>
+      <w:t>Rentenberatung Jessen &amp; Kollegium | Renten- und Versorgungsakte | Bearbeitungsstand Juli 2026</w:t>
+    </w:r>
+  </w:p>
+</w:hdr>
 </file>
 
 <file path=word/numbering.xml><?xml version="1.0" encoding="utf-8"?>
@@ -494,8 +567,8 @@
       <w:spacing w:after="100" w:line="259" w:lineRule="auto"/>
     </w:pPr>
     <w:rPr>
-      <w:rFonts w:ascii="Arial" w:hAnsi="Arial" w:eastAsia="Arial"/>
-      <w:sz w:val="21"/>
+      <w:rFonts w:ascii="Times New Roman" w:hAnsi="Times New Roman" w:eastAsia="Arial"/>
+      <w:sz w:val="22"/>
     </w:rPr>
   </w:style>
   <w:style w:type="paragraph" w:styleId="Header">
@@ -557,11 +630,11 @@
       <w:outlineLvl w:val="0"/>
     </w:pPr>
     <w:rPr>
-      <w:rFonts w:asciiTheme="majorHAnsi" w:eastAsiaTheme="majorEastAsia" w:hAnsiTheme="majorHAnsi" w:cstheme="majorBidi" w:ascii="Arial" w:hAnsi="Arial" w:eastAsia="Arial"/>
+      <w:rFonts w:asciiTheme="majorHAnsi" w:eastAsiaTheme="majorEastAsia" w:hAnsiTheme="majorHAnsi" w:cstheme="majorBidi" w:ascii="Times New Roman" w:hAnsi="Times New Roman" w:eastAsia="Arial"/>
       <w:b/>
       <w:bCs/>
       <w:color w:val="1F3C54"/>
-      <w:sz w:val="30"/>
+      <w:sz w:val="28"/>
       <w:szCs w:val="28"/>
     </w:rPr>
   </w:style>
@@ -581,7 +654,7 @@
       <w:outlineLvl w:val="1"/>
     </w:pPr>
     <w:rPr>
-      <w:rFonts w:asciiTheme="majorHAnsi" w:eastAsiaTheme="majorEastAsia" w:hAnsiTheme="majorHAnsi" w:cstheme="majorBidi" w:ascii="Arial" w:hAnsi="Arial" w:eastAsia="Arial"/>
+      <w:rFonts w:asciiTheme="majorHAnsi" w:eastAsiaTheme="majorEastAsia" w:hAnsiTheme="majorHAnsi" w:cstheme="majorBidi" w:ascii="Times New Roman" w:hAnsi="Times New Roman" w:eastAsia="Arial"/>
       <w:b/>
       <w:bCs/>
       <w:color w:val="1F3C54"/>
@@ -846,11 +919,12 @@
       <w:contextualSpacing/>
     </w:pPr>
     <w:rPr>
-      <w:rFonts w:asciiTheme="majorHAnsi" w:eastAsiaTheme="majorEastAsia" w:hAnsiTheme="majorHAnsi" w:cstheme="majorBidi"/>
+      <w:rFonts w:asciiTheme="majorHAnsi" w:eastAsiaTheme="majorEastAsia" w:hAnsiTheme="majorHAnsi" w:cstheme="majorBidi" w:ascii="Times New Roman" w:hAnsi="Times New Roman"/>
+      <w:b/>
       <w:color w:val="17365D" w:themeColor="text2" w:themeShade="BF"/>
       <w:spacing w:val="5"/>
       <w:kern w:val="28"/>
-      <w:sz w:val="52"/>
+      <w:sz w:val="30"/>
       <w:szCs w:val="52"/>
     </w:rPr>
   </w:style>

--- a/testakten/rentenrecht-fremdrente-russlanddeutscher-sibirien-bielefeld/08_anlagenverzeichnis_uebersetzung.docx
+++ b/testakten/rentenrecht-fremdrente-russlanddeutscher-sibirien-bielefeld/08_anlagenverzeichnis_uebersetzung.docx
@@ -150,7 +150,7 @@
     <w:sectPr>
       <w:footerReference w:type="default" r:id="rId9"/>
       <w:headerReference w:type="default" r:id="rId10"/>
-      <w:pgSz w:w="12240" w:h="15840"/>
+      <w:pgSz w:w="11906" w:h="16838"/>
       <w:pgMar w:top="1191" w:right="1247" w:bottom="1134" w:left="1361" w:header="720" w:footer="720" w:gutter="0"/>
       <w:cols w:space="720"/>
       <w:docGrid w:linePitch="360"/>
